--- a/deliverables/VIDEOS_4-21_CORRECTED_RUNTIME/AUDIT/V6_V7_V8_Restoration_Report.docx
+++ b/deliverables/VIDEOS_4-21_CORRECTED_RUNTIME/AUDIT/V6_V7_V8_Restoration_Report.docx
@@ -68,7 +68,7 @@
         <w:rPr>
           <w:sz w:val="21"/>
         </w:rPr>
-        <w:t>Saturday, September 12, 2026 | 5:17 AM CT</w:t>
+        <w:t>Saturday, September 12, 2026 | 5:34 AM CT</w:t>
       </w:r>
     </w:p>
     <w:p>
@@ -4674,7 +4674,7 @@
         <w:rPr>
           <w:sz w:val="21"/>
         </w:rPr>
-        <w:t>dcd8434320dce9cfb4d89d26365eaf20349efe0de46f5f643af60fea5e91445f</w:t>
+        <w:t>7dbf2d56add4a91fd50f4f1f75c15908ec996a5932d70128bf7db190f8e0dfcb</w:t>
       </w:r>
     </w:p>
     <w:p>
@@ -4694,6 +4694,25 @@
           <w:sz w:val="21"/>
         </w:rPr>
         <w:t>28 of 185 newly rendered assets are byte-identical to an earlier rendered asset, and every REUSE label is backed by that identity</w:t>
+      </w:r>
+    </w:p>
+    <w:p>
+      <w:pPr>
+        <w:spacing w:after="80"/>
+      </w:pPr>
+      <w:r>
+        <w:rPr>
+          <w:b/>
+          <w:color w:val="8A6D1E"/>
+          <w:sz w:val="20"/>
+        </w:rPr>
+        <w:t xml:space="preserve">Document QA  </w:t>
+      </w:r>
+      <w:r>
+        <w:rPr>
+          <w:sz w:val="21"/>
+        </w:rPr>
+        <w:t>256 Word documents, 0 structural problems</w:t>
       </w:r>
     </w:p>
     <w:p>
